--- a/assets/resumes/yo-tenra-ja-projects.docx
+++ b/assets/resumes/yo-tenra-ja-projects.docx
@@ -17,7 +17,58 @@
       </w:pPr>
       <w:r>
         <w:rPr/>
-        <w:t>楊 天楽｜2026年9月23日現在</w:t>
+        <w:t>楊 天楽｜2026年10月1日現在</w:t>
+      </w:r>
+    </w:p>
+    <w:p>
+      <w:r>
+        <w:rPr/>
+        <w:t>関西大学大学院 修士課程｜AIを活用した開発・プロダクトづくり</w:t>
+      </w:r>
+    </w:p>
+    <w:p>
+      <w:hyperlink r:id="rId9">
+        <w:r>
+          <w:rPr>
+            <w:rStyle w:val="Hyperlink"/>
+            <w:color w:val="333333"/>
+          </w:rPr>
+          <w:t>個人サイト</w:t>
+        </w:r>
+      </w:hyperlink>
+      <w:r>
+        <w:rPr/>
+        <w:t xml:space="preserve"> · </w:t>
+      </w:r>
+      <w:hyperlink r:id="rId10">
+        <w:r>
+          <w:rPr>
+            <w:rStyle w:val="Hyperlink"/>
+            <w:color w:val="333333"/>
+          </w:rPr>
+          <w:t>GitHub</w:t>
+        </w:r>
+      </w:hyperlink>
+    </w:p>
+    <w:p>
+      <w:pPr>
+        <w:pStyle w:val="Heading1"/>
+      </w:pPr>
+      <w:r>
+        <w:rPr/>
+        <w:t>繰り返す作業を、使い続けられるツールに</w:t>
+      </w:r>
+    </w:p>
+    <w:p>
+      <w:r>
+        <w:rPr/>
+        <w:t>まず記録を整理し、繰り返す作業をツールにすることが好きです。研究で扱うニュース、手持ちの衣服、食事の記録も、そこから始まりました。ニーズを見つけ、使える形を考え、プロトタイプをつくり、利用後の反応から改善する仕事に、さらに関わりたいと考えています。</w:t>
+      </w:r>
+    </w:p>
+    <w:p>
+      <w:r>
+        <w:rPr/>
+        <w:t>旅行会社での業務要件整理や開発チームとの調整、ゲーム関連サービスの運営を経て、現在は企業データの品質改善に取り組んでいます。開発にはAIを多く活用し、私自身は課題を明確にし、提案が業務に合うかを判断し、検証と修正を進めています。</w:t>
       </w:r>
     </w:p>
     <w:p>
@@ -26,13 +77,70 @@
       </w:pPr>
       <w:r>
         <w:rPr/>
-        <w:t>大切にしていること</w:t>
+        <w:t>研究から生まれた2つのプロジェクト</w:t>
+      </w:r>
+    </w:p>
+    <w:p>
+      <w:pPr>
+        <w:pStyle w:val="Heading2"/>
+      </w:pPr>
+      <w:r>
+        <w:rPr/>
+        <w:t>CorpLink-AI</w:t>
+      </w:r>
+    </w:p>
+    <w:p>
+      <w:pPr>
+        <w:keepNext/>
+      </w:pPr>
+      <w:r>
+        <w:rPr/>
+        <w:t>2026年2月～3月｜</w:t>
+      </w:r>
+      <w:hyperlink r:id="rId11">
+        <w:r>
+          <w:rPr>
+            <w:rStyle w:val="Hyperlink"/>
+            <w:color w:val="333333"/>
+          </w:rPr>
+          <w:t>ソースコード</w:t>
+        </w:r>
+      </w:hyperlink>
+    </w:p>
+    <w:p>
+      <w:r>
+        <w:rPr/>
+        <w:t>ニュースに登場する企業の提携関係を、ネットワーク分析用のデータ・行列に整理するWebツールです。ファイルのアップロード、条件設定、処理、ダウンロードを一つの流れにしました。ローカルの名称辞書と過去の結果を再利用し、未解決の名称だけをモデルに判断させます。要件整理からデプロイまで一通り担当した初めての開発プロジェクトで、GeminiとChatGPTから設計やコードの提案を受け、自分で統合・デプロイしました。</w:t>
+      </w:r>
+    </w:p>
+    <w:p>
+      <w:pPr>
+        <w:pStyle w:val="Heading2"/>
+      </w:pPr>
+      <w:r>
+        <w:rPr/>
+        <w:t>OSSの依存関係分析</w:t>
       </w:r>
     </w:p>
     <w:p>
       <w:r>
         <w:rPr/>
-        <w:t>使うたびに感じる不便を、次から少し使いやすくできないか。そんな問いから、業務の手順を整理したり、小さなツールをつくったりしてきました。旅行会社での開発チームとの調整、ゲーム関連サービスの運営を経て、現在は関西大学大学院で学びながら、企業データの品質改善に携わっています。用途を考え、方法を比べ、つくったものを確かめて直す過程に面白さを感じています。</w:t>
+        <w:t>修士研究｜</w:t>
+      </w:r>
+      <w:hyperlink r:id="rId12">
+        <w:r>
+          <w:rPr>
+            <w:rStyle w:val="Hyperlink"/>
+            <w:color w:val="333333"/>
+          </w:rPr>
+          <w:t>公開デモ</w:t>
+        </w:r>
+      </w:hyperlink>
+    </w:p>
+    <w:p>
+      <w:r>
+        <w:rPr/>
+        <w:t>依存関係の一覧を、指標を切り替えて探索できるネットワーク図にしています。ランキング、ノード、説明を連動させ、多くのパッケージから直接依存されるものと、異なる部分をつなぐものを比較します。デモではPyPIの709ノード、Goの591ノードからなるサンプルを扱っています。</w:t>
       </w:r>
     </w:p>
     <w:p>
@@ -41,7 +149,59 @@
       </w:pPr>
       <w:r>
         <w:rPr/>
-        <w:t>これまでの仕事</w:t>
+        <w:t>日常で使う3つのアプリ</w:t>
+      </w:r>
+    </w:p>
+    <w:p>
+      <w:r>
+        <w:rPr>
+          <w:b/>
+        </w:rPr>
+        <w:t>AWS Pass It</w:t>
+      </w:r>
+      <w:r>
+        <w:rPr/>
+        <w:t>：7種類のAWS認定試験に対応。試験に応じた日中英の問題集、3言語の画面、模試のスコア予測、間違えた問題の復習、用語解説、AIへの質問用コピーを備えています。</w:t>
+      </w:r>
+    </w:p>
+    <w:p>
+      <w:r>
+        <w:rPr>
+          <w:b/>
+        </w:rPr>
+        <w:t>CalTracker</w:t>
+      </w:r>
+      <w:r>
+        <w:rPr/>
+        <w:t>：食事と体重の変化から消費量を推定し、減量目標に合わせた1日の摂取目標を計算します。身体サイズも記録できます。</w:t>
+      </w:r>
+    </w:p>
+    <w:p>
+      <w:r>
+        <w:rPr>
+          <w:b/>
+        </w:rPr>
+        <w:t>OOTD</w:t>
+      </w:r>
+      <w:r>
+        <w:rPr/>
+        <w:t>：衣服、収納場所、着用履歴、コーディネートを結び付け、1回当たりの費用や、まだ着ていないアイテムを確認できます。</w:t>
+      </w:r>
+    </w:p>
+    <w:p>
+      <w:r>
+        <w:rPr/>
+        <w:t>いずれも自分の日常のニーズから要件を考え、AIの支援で実装し、使いながら改善しています。</w:t>
+      </w:r>
+    </w:p>
+    <w:p>
+      <w:pPr>
+        <w:pStyle w:val="Heading1"/>
+        <w:pageBreakBefore/>
+      </w:pPr>
+      <w:r>
+        <w:rPr/>
+        <w:t>職務経歴</w:t>
       </w:r>
     </w:p>
     <w:p>
@@ -59,19 +219,43 @@
       </w:pPr>
       <w:r>
         <w:rPr/>
-        <w:t>2026年4月～現在</w:t>
+        <w:t>2026年～現在</w:t>
       </w:r>
     </w:p>
     <w:p>
+      <w:pPr>
+        <w:pStyle w:val="ListBullet"/>
+      </w:pPr>
       <w:r>
         <w:rPr/>
-        <w:t>Webページからの企業情報抽出と、既存データの品質改善に参加しています。結果に欠落や不整合があれば、出典ページ、ログ、サンプルを照らし合わせ、入力から前処理、モデル処理、その後の確認まで、どこで問題が起きているかを調べます。</w:t>
+        <w:t>企業情報の抽出と品質改善に参加。S3上の、顧客に直接提供される本番データを扱い、データ生成パイプラインを改善しています。3か月、約320時間で190件のPRを作成し、マージまで進めました。</w:t>
       </w:r>
     </w:p>
     <w:p>
+      <w:pPr>
+        <w:pStyle w:val="ListBullet"/>
+      </w:pPr>
       <w:r>
         <w:rPr/>
-        <w:t>調査・実装にはAIを活用し、提案の理由や別の可能性を確認。変更前後を比較し、正常なデータへの影響にも目を向けています。データ修正の実行資料を準備し、レビューや本番環境での実行を担う同僚と協力して、処理後の確認まで進めています。</w:t>
+        <w:t>繰り返し発生するデータの誤りを、再利用できるtransformで修正。同じ方針を対応する本番パイプラインの修正PRにも反映し、再発を減らしています。dry-runとバックアップを経て、私が本番で実行し、実行後の確認を行いました。上記3か月の後半1.5か月、約180時間で38件のタスクを解決しました。</w:t>
+      </w:r>
+    </w:p>
+    <w:p>
+      <w:pPr>
+        <w:pStyle w:val="ListBullet"/>
+      </w:pPr>
+      <w:r>
+        <w:rPr/>
+        <w:t>課題と目標を定め、Claudeの調査・実装案を業務要件とリスクから判断。受け入れ基準、検証結果、作業記録を残し、異なるAIセッションで作業を続けられる自分用のダッシュボードをつくりました。</w:t>
+      </w:r>
+    </w:p>
+    <w:p>
+      <w:pPr>
+        <w:pStyle w:val="ListBullet"/>
+      </w:pPr>
+      <w:r>
+        <w:rPr/>
+        <w:t>取り組みの中で、特定のデータ項目の精度が40％台から85％に、データカバー率が30％台から75％に改善しました（本人の業務記録、2026年10月）。</w:t>
       </w:r>
     </w:p>
     <w:p>
@@ -95,7 +279,7 @@
     <w:p>
       <w:r>
         <w:rPr/>
-        <w:t>ソフトウェア開発、数学、グラフィックス、質的調査などの実習で、学生の質問対応やツールの使い方、課題への取り組みを支援しています。どこで困っているかを確認し、次に試せることを具体的に説明するよう心がけています。学生サービスステーションではIT相談にも対応し、必要に応じて状況を記録して技術担当者に引き継いでいます。</w:t>
+        <w:t>ソフトウェア開発、数学などの実習で質問対応を行っています。学生サービスステーションではハードウェア・ソフトウェアの相談に対応し、問題を記録して、必要に応じて技術担当者へ引き継いでいます。</w:t>
       </w:r>
     </w:p>
     <w:p>
@@ -119,7 +303,27 @@
     <w:p>
       <w:r>
         <w:rPr/>
-        <w:t>ゲーム内アイテム・通貨の取引と相談サービスを運営しました。累計売上高は約1,500万人民元、顧客数は重複を除く2,000人以上です。攻略動画や資料を制作し、ゲーム内イベントに必要な費用と得られる内容を整理して、お客様の選択を支援しました。相談から取引、その後の対応までを行い、繰り返す業務は手順にまとめ、カスタマーサポートの分担と進捗確認につなげました。</w:t>
+        <w:t>ゲーム内アイテム・通貨の取引と相談サービスを運営しました。累計売上高は約</w:t>
+      </w:r>
+      <w:r>
+        <w:rPr>
+          <w:b/>
+        </w:rPr>
+        <w:t>1,500万人民元</w:t>
+      </w:r>
+      <w:r>
+        <w:rPr/>
+        <w:t>、顧客数は重複を除く</w:t>
+      </w:r>
+      <w:r>
+        <w:rPr>
+          <w:b/>
+        </w:rPr>
+        <w:t>2,000人以上</w:t>
+      </w:r>
+      <w:r>
+        <w:rPr/>
+        <w:t>です。動画や攻略資料、イベントの費用と得られる内容の分析を通じて顧客の選択を支援。サービスの手順を整理し、カスタマーサポートの役割分担を行いました。</w:t>
       </w:r>
     </w:p>
     <w:p>
@@ -137,59 +341,13 @@
       </w:pPr>
       <w:r>
         <w:rPr/>
-        <w:t>2017年12月～2021年12月｜中国・広州</w:t>
+        <w:t>2017年12月～2021年12月</w:t>
       </w:r>
     </w:p>
     <w:p>
       <w:r>
         <w:rPr/>
-        <w:t>B2Bホテル予約・流通業務で、財務・事業部門の要望を業務要件書にまとめました。開発チームとシステム構成やスケジュールを検討し、テスト、修正、導入研修、利用後のフィードバックまでフォローしました。対象はAPI連携・在庫管理、動的な価格設定・在庫管理、従業員の業績評価の3領域です。海外の関係者との調整、採用面接、新人研修にも携わりました。</w:t>
-      </w:r>
-    </w:p>
-    <w:p>
-      <w:pPr>
-        <w:pStyle w:val="Heading1"/>
-        <w:pageBreakBefore/>
-      </w:pPr>
-      <w:r>
-        <w:rPr/>
-        <w:t>研究と、自分で使うための開発</w:t>
-      </w:r>
-    </w:p>
-    <w:p>
-      <w:r>
-        <w:rPr>
-          <w:b/>
-        </w:rPr>
-        <w:t>CorpLink-AI（2026年2月～3月）</w:t>
-      </w:r>
-      <w:r>
-        <w:rPr/>
-        <w:t>：研究で繰り返すニュースの整理をまとめたツールです。企業名や提携の手がかりを分析用データ・行列に変換し、ファイルの入力から結果のダウンロードまでをWeb画面にしました。既存の照合結果を再利用し、未解決の部分にモデルを使う構成をAI支援で実装しています。</w:t>
-      </w:r>
-    </w:p>
-    <w:p>
-      <w:r>
-        <w:rPr>
-          <w:b/>
-        </w:rPr>
-        <w:t>修士研究</w:t>
-      </w:r>
-      <w:r>
-        <w:rPr/>
-        <w:t>：オープンソースソフトウェアの依存関係を可視化し、複数の指標を比較するデモを制作。PyPIの709ノード、Goの591ノードからなるサンプルで、図・ランキング・説明を連動させ、ネットワークの構造を読み解けるようにしています。</w:t>
-      </w:r>
-    </w:p>
-    <w:p>
-      <w:r>
-        <w:rPr>
-          <w:b/>
-        </w:rPr>
-        <w:t>個人用ツール</w:t>
-      </w:r>
-      <w:r>
-        <w:rPr/>
-        <w:t>：AIとの次の会話に作業を引き継ぐため、タスク、記録、次の行動、出典を残せるツールを開発して利用しています。服の組み合わせと着用履歴を扱うOOTD、食事・体重を記録するCalTracker、3言語の解説と復習をまとめたAWS Pass Itも、日常の利用から考えたものです。</w:t>
+        <w:t>財務・事業部門の要望を業務要件書にまとめ、開発チームと方針や日程を調整。テスト、研修、利用後の確認を担当しました。サプライヤー・販売代理店のAPI連携と在庫管理、動的な価格設定と在庫管理、従業員の業績評価の3領域に参加し、海外の関係者との調整や新人研修にも携わりました。</w:t>
       </w:r>
     </w:p>
     <w:p>
@@ -198,68 +356,53 @@
       </w:pPr>
       <w:r>
         <w:rPr/>
-        <w:t>仕事の進め方と今後</w:t>
+        <w:t>学歴・資格・使用ツール</w:t>
       </w:r>
     </w:p>
     <w:p>
       <w:r>
         <w:rPr/>
-        <w:t>Python、SQL、GitなどをAI支援開発で使用しています。コードの一部を読み、内容を確認して局所的に修正します。実装の多くにAIを活用し、私自身は要件を整理し、提案が業務に合うかを確かめ、検証と改善を進めています。</w:t>
+        <w:t>関西大学大学院 総合情報学研究科 社会情報学専攻 修士課程（2025年4月～2027年9月修了予定）。大阪情報ITクリエイター専門学校（2024年4月～2025年3月中退）。広東財経大学 金融工学専攻（2014年9月～2018年7月卒業）。</w:t>
       </w:r>
     </w:p>
     <w:p>
       <w:r>
         <w:rPr/>
-        <w:t>今後は、課題の発見からプロトタイプの設計・開発、利用後の改善まで関わる経験を広げたいと考えています。大学院は2027年9月修了予定。在学中から就職活動を行っており、修了後の入社も含め、時期は相談可能です。</w:t>
+        <w:t>AWS Certified AI Practitioner（2026年）｜AWS Certified Cloud Practitioner（2026年）｜AWS Certified Solutions Architect – Associate（2026年）｜JLPT N1（2023年12月）｜TOEIC L&amp;R 805点（2022年8月）｜Cambridge BEC Higher Grade C（2018年5月）｜基本情報技術者試験合格（2024年5月）。中国語（標準語）・広東語は母語です。</w:t>
       </w:r>
     </w:p>
     <w:p>
       <w:r>
         <w:rPr/>
-        <w:t>個人サイト：</w:t>
+        <w:t>AI支援開発でPython、SQL、Gitを使用しています。コードの一部を読み、処理を確認して局所的に修正し、要件の定義、方針の比較、業務上の妥当性の確認、検証と改善を担当しています。入社は2027年10月を希望し、2028年4月も可能です。</w:t>
       </w:r>
-      <w:hyperlink r:id="rId9">
+    </w:p>
+    <w:p>
+      <w:hyperlink r:id="rId13">
         <w:r>
           <w:rPr>
             <w:rStyle w:val="Hyperlink"/>
             <w:color w:val="333333"/>
           </w:rPr>
-          <w:t>https://yotenra.com</w:t>
+          <w:t>最も難しかった開発経験</w:t>
         </w:r>
       </w:hyperlink>
-    </w:p>
-    <w:p>
       <w:r>
         <w:rPr/>
-        <w:t>CorpLink-AI：</w:t>
+        <w:t xml:space="preserve"> · </w:t>
       </w:r>
-      <w:hyperlink r:id="rId10">
+      <w:hyperlink r:id="rId14">
         <w:r>
           <w:rPr>
             <w:rStyle w:val="Hyperlink"/>
             <w:color w:val="333333"/>
           </w:rPr>
-          <w:t>https://github.com/shiameyeung/CorpLink-AI</w:t>
-        </w:r>
-      </w:hyperlink>
-    </w:p>
-    <w:p>
-      <w:r>
-        <w:rPr/>
-        <w:t>研究デモ：</w:t>
-      </w:r>
-      <w:hyperlink r:id="rId11">
-        <w:r>
-          <w:rPr>
-            <w:rStyle w:val="Hyperlink"/>
-            <w:color w:val="333333"/>
-          </w:rPr>
-          <w:t>https://yotenra.com/oss-dependency-sna/</w:t>
+          <w:t>プロジェクトの機能と操作デモ</w:t>
         </w:r>
       </w:hyperlink>
     </w:p>
     <w:sectPr>
-      <w:footerReference w:type="default" r:id="rId12"/>
+      <w:footerReference w:type="default" r:id="rId15"/>
       <w:pgSz w:w="11906" w:h="16838"/>
       <w:pgMar w:top="1020" w:right="1134" w:bottom="1020" w:left="1134" w:header="720" w:footer="510" w:gutter="0"/>
       <w:cols w:space="720"/>
@@ -279,7 +422,7 @@
     <w:r>
       <w:rPr>
         <w:rFonts w:ascii="Arial" w:hAnsi="Arial" w:eastAsia="Noto Sans CJK JP" w:cs="Arial"/>
-        <w:color w:val="191919"/>
+        <w:color w:val="000000"/>
         <w:sz w:val="18"/>
       </w:rPr>
       <w:t xml:space="preserve">楊 天楽  |  </w:t>
@@ -654,11 +797,11 @@
     <w:rsid w:val="00FC693F"/>
     <w:pPr>
       <w:widowControl/>
-      <w:spacing w:after="80" w:line="310" w:lineRule="exact"/>
+      <w:spacing w:after="40" w:line="300" w:lineRule="exact"/>
     </w:pPr>
     <w:rPr>
       <w:rFonts w:ascii="Arial" w:hAnsi="Arial" w:eastAsia="Noto Sans CJK JP" w:cs="Arial"/>
-      <w:color w:val="191919"/>
+      <w:color w:val="000000"/>
       <w:sz w:val="22"/>
     </w:rPr>
   </w:style>
@@ -717,14 +860,14 @@
     <w:pPr>
       <w:keepNext/>
       <w:keepLines/>
-      <w:spacing w:before="220" w:after="100" w:line="370" w:lineRule="exact"/>
+      <w:spacing w:before="120" w:after="80" w:line="370" w:lineRule="exact"/>
       <w:outlineLvl w:val="0"/>
     </w:pPr>
     <w:rPr>
       <w:rFonts w:ascii="Arial" w:hAnsi="Arial" w:eastAsia="Noto Sans CJK JP" w:cs="Arial"/>
       <w:b/>
       <w:bCs/>
-      <w:color w:val="191919"/>
+      <w:color w:val="000000"/>
       <w:sz w:val="27"/>
       <w:szCs w:val="28"/>
     </w:rPr>
@@ -741,14 +884,14 @@
     <w:pPr>
       <w:keepNext/>
       <w:keepLines/>
-      <w:spacing w:before="160" w:after="60" w:line="330" w:lineRule="exact"/>
+      <w:spacing w:before="100" w:after="60" w:line="330" w:lineRule="exact"/>
       <w:outlineLvl w:val="1"/>
     </w:pPr>
     <w:rPr>
       <w:rFonts w:ascii="Arial" w:hAnsi="Arial" w:eastAsia="Noto Sans CJK JP" w:cs="Arial"/>
       <w:b/>
       <w:bCs/>
-      <w:color w:val="191919"/>
+      <w:color w:val="000000"/>
       <w:sz w:val="23"/>
       <w:szCs w:val="26"/>
     </w:rPr>
@@ -1011,7 +1154,7 @@
     <w:rPr>
       <w:rFonts w:ascii="Arial" w:hAnsi="Arial" w:eastAsia="Noto Sans CJK JP" w:cs="Arial"/>
       <w:b/>
-      <w:color w:val="191919"/>
+      <w:color w:val="000000"/>
       <w:spacing w:val="5"/>
       <w:kern w:val="28"/>
       <w:sz w:val="44"/>
@@ -1050,7 +1193,7 @@
       <w:rFonts w:ascii="Arial" w:hAnsi="Arial" w:eastAsia="Noto Sans CJK JP" w:cs="Arial"/>
       <w:i/>
       <w:iCs/>
-      <w:color w:val="191919"/>
+      <w:color w:val="000000"/>
       <w:spacing w:val="15"/>
       <w:sz w:val="22"/>
       <w:szCs w:val="24"/>
@@ -1188,13 +1331,13 @@
       <w:numPr>
         <w:numId w:val="1"/>
       </w:numPr>
-      <w:spacing w:after="80" w:line="310" w:lineRule="exact"/>
+      <w:spacing w:after="40" w:line="300" w:lineRule="exact"/>
       <w:ind w:left="227" w:hanging="170"/>
       <w:contextualSpacing/>
     </w:pPr>
     <w:rPr>
       <w:rFonts w:ascii="Arial" w:hAnsi="Arial" w:eastAsia="Noto Sans CJK JP" w:cs="Arial"/>
-      <w:color w:val="191919"/>
+      <w:color w:val="000000"/>
       <w:sz w:val="22"/>
     </w:rPr>
   </w:style>

--- a/assets/resumes/yo-tenra-ja-projects.docx
+++ b/assets/resumes/yo-tenra-ja-projects.docx
@@ -31,7 +31,8 @@
         <w:r>
           <w:rPr>
             <w:rStyle w:val="Hyperlink"/>
-            <w:color w:val="333333"/>
+            <w:color w:val="0563C1"/>
+            <w:u w:val="single"/>
           </w:rPr>
           <w:t>個人サイト</w:t>
         </w:r>
@@ -44,7 +45,8 @@
         <w:r>
           <w:rPr>
             <w:rStyle w:val="Hyperlink"/>
-            <w:color w:val="333333"/>
+            <w:color w:val="0563C1"/>
+            <w:u w:val="single"/>
           </w:rPr>
           <w:t>GitHub</w:t>
         </w:r>
@@ -101,7 +103,8 @@
         <w:r>
           <w:rPr>
             <w:rStyle w:val="Hyperlink"/>
-            <w:color w:val="333333"/>
+            <w:color w:val="0563C1"/>
+            <w:u w:val="single"/>
           </w:rPr>
           <w:t>ソースコード</w:t>
         </w:r>
@@ -131,7 +134,8 @@
         <w:r>
           <w:rPr>
             <w:rStyle w:val="Hyperlink"/>
-            <w:color w:val="333333"/>
+            <w:color w:val="0563C1"/>
+            <w:u w:val="single"/>
           </w:rPr>
           <w:t>公開デモ</w:t>
         </w:r>
@@ -366,9 +370,33 @@
       </w:r>
     </w:p>
     <w:p>
+      <w:pPr>
+        <w:keepLines/>
+      </w:pPr>
       <w:r>
         <w:rPr/>
-        <w:t>AWS Certified AI Practitioner（2026年）｜AWS Certified Cloud Practitioner（2026年）｜AWS Certified Solutions Architect – Associate（2026年）｜JLPT N1（2023年12月）｜TOEIC L&amp;R 805点（2022年8月）｜Cambridge BEC Higher Grade C（2018年5月）｜基本情報技術者試験合格（2024年5月）。中国語（標準語）・広東語は母語です。</w:t>
+        <w:t>AWS Certified AI Practitioner（2026年）｜</w:t>
+      </w:r>
+      <w:r>
+        <w:br/>
+      </w:r>
+      <w:r>
+        <w:rPr/>
+        <w:t>AWS Certified Cloud Practitioner（2026年）｜</w:t>
+      </w:r>
+      <w:r>
+        <w:br/>
+      </w:r>
+      <w:r>
+        <w:rPr/>
+        <w:t>AWS Certified Solutions Architect – Associate（2026年）｜</w:t>
+      </w:r>
+      <w:r>
+        <w:br/>
+      </w:r>
+      <w:r>
+        <w:rPr/>
+        <w:t>JLPT N1（2023年12月）｜TOEIC L&amp;R 805点（2022年8月）｜Cambridge BEC Higher Grade C（2018年5月）｜基本情報技術者試験合格（2024年5月）。中国語（標準語）・広東語は母語です。</w:t>
       </w:r>
     </w:p>
     <w:p>
@@ -382,7 +410,8 @@
         <w:r>
           <w:rPr>
             <w:rStyle w:val="Hyperlink"/>
-            <w:color w:val="333333"/>
+            <w:color w:val="0563C1"/>
+            <w:u w:val="single"/>
           </w:rPr>
           <w:t>最も難しかった開発経験</w:t>
         </w:r>
@@ -395,7 +424,8 @@
         <w:r>
           <w:rPr>
             <w:rStyle w:val="Hyperlink"/>
-            <w:color w:val="333333"/>
+            <w:color w:val="0563C1"/>
+            <w:u w:val="single"/>
           </w:rPr>
           <w:t>プロジェクトの機能と操作デモ</w:t>
         </w:r>
@@ -797,7 +827,7 @@
     <w:rsid w:val="00FC693F"/>
     <w:pPr>
       <w:widowControl/>
-      <w:spacing w:after="40" w:line="300" w:lineRule="exact"/>
+      <w:spacing w:after="20" w:line="284" w:lineRule="exact"/>
     </w:pPr>
     <w:rPr>
       <w:rFonts w:ascii="Arial" w:hAnsi="Arial" w:eastAsia="Noto Sans CJK JP" w:cs="Arial"/>
@@ -860,7 +890,7 @@
     <w:pPr>
       <w:keepNext/>
       <w:keepLines/>
-      <w:spacing w:before="120" w:after="80" w:line="370" w:lineRule="exact"/>
+      <w:spacing w:before="100" w:after="80" w:line="370" w:lineRule="exact"/>
       <w:outlineLvl w:val="0"/>
     </w:pPr>
     <w:rPr>
@@ -884,7 +914,7 @@
     <w:pPr>
       <w:keepNext/>
       <w:keepLines/>
-      <w:spacing w:before="100" w:after="60" w:line="330" w:lineRule="exact"/>
+      <w:spacing w:before="80" w:after="60" w:line="330" w:lineRule="exact"/>
       <w:outlineLvl w:val="1"/>
     </w:pPr>
     <w:rPr>
@@ -1331,7 +1361,7 @@
       <w:numPr>
         <w:numId w:val="1"/>
       </w:numPr>
-      <w:spacing w:after="40" w:line="300" w:lineRule="exact"/>
+      <w:spacing w:after="20" w:line="284" w:lineRule="exact"/>
       <w:ind w:left="227" w:hanging="170"/>
       <w:contextualSpacing/>
     </w:pPr>

--- a/assets/resumes/yo-tenra-ja-projects.docx
+++ b/assets/resumes/yo-tenra-ja-projects.docx
@@ -17,7 +17,7 @@
       </w:pPr>
       <w:r>
         <w:rPr/>
-        <w:t>楊 天楽｜2026年10月1日現在</w:t>
+        <w:t>楊 天楽｜2026年10月2日現在</w:t>
       </w:r>
     </w:p>
     <w:p>
@@ -201,7 +201,6 @@
     <w:p>
       <w:pPr>
         <w:pStyle w:val="Heading1"/>
-        <w:pageBreakBefore/>
       </w:pPr>
       <w:r>
         <w:rPr/>
@@ -305,29 +304,45 @@
       </w:r>
     </w:p>
     <w:p>
+      <w:pPr>
+        <w:pStyle w:val="ListBullet"/>
+      </w:pPr>
       <w:r>
         <w:rPr/>
-        <w:t>ゲーム内アイテム・通貨の取引と相談サービスを運営しました。累計売上高は約</w:t>
+        <w:t>中国語圏のゲームプレイヤー向けに、ショート動画・攻略コンテンツを制作。ゲームに関する相談、支払いサポート、ゲーム内アイテム・通貨の取引サービスを提供。</w:t>
       </w:r>
-      <w:r>
-        <w:rPr>
-          <w:b/>
-        </w:rPr>
-        <w:t>1,500万人民元</w:t>
-      </w:r>
+    </w:p>
+    <w:p>
+      <w:pPr>
+        <w:pStyle w:val="ListBullet"/>
+      </w:pPr>
       <w:r>
         <w:rPr/>
-        <w:t>、顧客数は重複を除く</w:t>
+        <w:t>累計2,000名以上の顧客にサービスを提供（重複を除く）。動画の累計再生数は約50万回。</w:t>
       </w:r>
-      <w:r>
-        <w:rPr>
-          <w:b/>
-        </w:rPr>
-        <w:t>2,000人以上</w:t>
-      </w:r>
+    </w:p>
+    <w:p>
+      <w:pPr>
+        <w:pStyle w:val="ListBullet"/>
+      </w:pPr>
       <w:r>
         <w:rPr/>
-        <w:t>です。動画や攻略資料、イベントの費用と得られる内容の分析を通じて顧客の選択を支援。サービスの手順を整理し、カスタマーサポートの役割分担を行いました。</w:t>
+        <w:t>ピーク時に約3名のインターンが参加する体制でサービスを運営。</w:t>
+      </w:r>
+    </w:p>
+    <w:p>
+      <w:pPr>
+        <w:pStyle w:val="ListBullet"/>
+      </w:pPr>
+      <w:r>
+        <w:rPr/>
+        <w:t>韓国語を読めない中国語圏のプレイヤー向けに、イベントのルール、アイテム獲得の期待値、必要な費用を整理。同じゲーム内効果を得るための支出を抑える攻略・購入案を提示。攻略画像の制作に参加し、当時は攻略サイトも制作。PDF・文章・動画で攻略情報を配信。</w:t>
+      </w:r>
+    </w:p>
+    <w:p>
+      <w:r>
+        <w:rPr/>
+        <w:t>顧客からの累計受取額は約1,500万元（人民元、支払い代行分の元金を含む）。ギフトカード購入費・チャージの実行原価を控除した累計粗利益は300万元超（人件費・その他の運営費控除前）、累計純利益は約250万元と推定しています。</w:t>
       </w:r>
     </w:p>
     <w:p>
@@ -336,7 +351,7 @@
       </w:pPr>
       <w:r>
         <w:rPr/>
-        <w:t>Holly Travel Int. Travel Agency｜総経理アシスタント</w:t>
+        <w:t>Holly Travel Int. Travel Agency｜CEOアシスタント（業務改善・開発調整担当）</w:t>
       </w:r>
     </w:p>
     <w:p>
@@ -349,9 +364,30 @@
       </w:r>
     </w:p>
     <w:p>
+      <w:pPr>
+        <w:pStyle w:val="ListBullet"/>
+      </w:pPr>
       <w:r>
         <w:rPr/>
-        <w:t>財務・事業部門の要望を業務要件書にまとめ、開発チームと方針や日程を調整。テスト、研修、利用後の確認を担当しました。サプライヤー・販売代理店のAPI連携と在庫管理、動的な価格設定と在庫管理、従業員の業績評価の3領域に参加し、海外の関係者との調整や新人研修にも携わりました。</w:t>
+        <w:t>CEOの直接補佐として業務要件の整理と開発推進を担当。ホテル料金調整の実務を観察し、約5〜10名の開発メンバーと実現可能性・難易度を確認。業務側と開発側が合意できる画面案をまとめ、デモと要件文書を作成。</w:t>
+      </w:r>
+    </w:p>
+    <w:p>
+      <w:pPr>
+        <w:pStyle w:val="ListBullet"/>
+      </w:pPr>
+      <w:r>
+        <w:rPr/>
+        <w:t>ガントチャートを活用し、タスクの依存関係、工数・コスト、担当者の稼働可能時間を踏まえて進捗を管理。進行上の課題を整理し、同じ業務目的を満たす代替案を比較・調整。</w:t>
+      </w:r>
+    </w:p>
+    <w:p>
+      <w:pPr>
+        <w:pStyle w:val="ListBullet"/>
+      </w:pPr>
+      <w:r>
+        <w:rPr/>
+        <w:t>仕入先・販売チャネルと連携する料金調整システムに加え、旅行商品の販売・流通システム、社内の財務管理・賞与計算システムの要件整理に参加。</w:t>
       </w:r>
     </w:p>
     <w:p>
